--- a/doc/重要事件/南唐覆滅與李煜的亡國悲歌.docx
+++ b/doc/重要事件/南唐覆滅與李煜的亡國悲歌.docx
@@ -177,19 +177,7 @@
         <w:rPr>
           <w:szCs w:val="28"/>
         </w:rPr>
-        <w:t>在位）雖文化繁榮</w:t>
-      </w:r>
-      <w:r>
-        <w:rPr>
-          <w:szCs w:val="28"/>
-        </w:rPr>
-        <w:br/>
-      </w:r>
-      <w:r>
-        <w:rPr>
-          <w:szCs w:val="28"/>
-        </w:rPr>
-        <w:t>、經濟富庶，但軍事力量</w:t>
+        <w:t>在位）雖文化繁榮、經濟富庶，但軍事力量</w:t>
       </w:r>
       <w:r>
         <w:rPr>
@@ -255,19 +243,7 @@
         <w:rPr>
           <w:szCs w:val="28"/>
         </w:rPr>
-        <w:t>後</w:t>
-      </w:r>
-      <w:r>
-        <w:rPr>
-          <w:szCs w:val="28"/>
-        </w:rPr>
-        <w:br/>
-      </w:r>
-      <w:r>
-        <w:rPr>
-          <w:szCs w:val="28"/>
-        </w:rPr>
-        <w:t>，</w:t>
+        <w:t>後，</w:t>
       </w:r>
       <w:r>
         <w:rPr>
@@ -1046,7 +1022,6 @@
         <w:ind w:left="0" w:right="0" w:firstLine="0"/>
         <w:jc w:val="both"/>
         <w:rPr>
-          <w:rFonts w:hint="eastAsia"/>
           <w:szCs w:val="28"/>
         </w:rPr>
       </w:pPr>
@@ -1148,7 +1123,6 @@
         <w:ind w:leftChars="0" w:left="284" w:right="0" w:hanging="284"/>
         <w:jc w:val="both"/>
         <w:rPr>
-          <w:rFonts w:hint="eastAsia"/>
           <w:szCs w:val="28"/>
         </w:rPr>
       </w:pPr>
@@ -1249,7 +1223,7 @@
     <w:sectPr>
       <w:footerReference w:type="default" r:id="rId8"/>
       <w:pgSz w:w="11906" w:h="16838"/>
-      <w:pgMar w:top="567" w:right="567" w:bottom="567" w:left="567" w:header="0" w:footer="0" w:gutter="0"/>
+      <w:pgMar w:top="567" w:right="851" w:bottom="567" w:left="851" w:header="0" w:footer="0" w:gutter="0"/>
       <w:cols w:space="720"/>
       <w:docGrid w:linePitch="381"/>
     </w:sectPr>
